--- a/6_documentacion/Sustento_Seleccion_Modelos.docx
+++ b/6_documentacion/Sustento_Seleccion_Modelos.docx
@@ -39,7 +39,7 @@
           <w:sz w:val="22"/>
           <w:szCs w:val="22"/>
         </w:rPr>
-        <w:t xml:space="preserve">1 modelo ViT + 1 modelo CNN — criterios, fórmulas y evidencia</w:t>
+        <w:t xml:space="preserve">Sección 3.6 del Capítulo III (Selección de los modelos de referencia) — 1 modelo ViT + 1 modelo CNN — criterios, fórmulas y evidencia</w:t>
       </w:r>
     </w:p>
     <w:p>
@@ -63,7 +63,7 @@
         <w:spacing w:after="110" w:before="220"/>
       </w:pPr>
       <w:r>
-        <w:t xml:space="preserve">1. Resumen ejecutivo de la decisión</w:t>
+        <w:t xml:space="preserve">3.6.1 Resumen ejecutivo de la decisión</w:t>
       </w:r>
     </w:p>
     <w:p>
@@ -79,7 +79,7 @@
         <w:spacing w:after="100"/>
       </w:pPr>
       <w:r>
-        <w:t xml:space="preserve">La selección combina 1 ViT + 1 CNN porque los criterios de la sección 4 muestran que: (a) ViT-Base/16 es el mejor modelo de los 10 en F1 y el más estable entre folds, y (b) DenseNet-121 es el 2º mejor en F1 y el AUC más alto de los 10 (superando al propio ViT-Base/16) pese a una fracción de los parámetros — relevante para escenarios con restricción de cómputo (ej. despliegue en dispositivo móvil o edge).</w:t>
+        <w:t xml:space="preserve">La selección combina 1 ViT + 1 CNN porque los criterios de la sección 3.6.4 muestran que: (a) ViT-Base/16 es el mejor modelo de los 10 en F1 y el más estable entre folds, y (b) DenseNet-121 es el 2º mejor en F1 y el AUC más alto de los 10 (superando al propio ViT-Base/16) pese a una fracción de los parámetros — relevante para escenarios con restricción de cómputo (ej. despliegue en dispositivo móvil o edge).</w:t>
       </w:r>
     </w:p>
     <w:p>
@@ -88,7 +88,7 @@
         <w:spacing w:after="110" w:before="220"/>
       </w:pPr>
       <w:r>
-        <w:t xml:space="preserve">2. Metodología de evaluación (resumen)</w:t>
+        <w:t xml:space="preserve">3.6.2 Metodología de evaluación (resumen)</w:t>
       </w:r>
     </w:p>
     <w:p>
@@ -170,7 +170,7 @@
         <w:spacing w:after="80" w:before="160"/>
       </w:pPr>
       <w:r>
-        <w:t xml:space="preserve">2.1 Los 3 grupos dentro de cada fold (para no confundirlos)</w:t>
+        <w:t xml:space="preserve">3.6.2.1 Los 3 grupos dentro de cada fold (para no confundirlos)</w:t>
       </w:r>
     </w:p>
     <w:p>
@@ -195,7 +195,7 @@
         <w:spacing w:after="110" w:before="220"/>
       </w:pPr>
       <w:r>
-        <w:t xml:space="preserve">3. Comparación completa — los 10 modelos</w:t>
+        <w:t xml:space="preserve">3.6.3 Comparación completa — los 10 modelos</w:t>
       </w:r>
     </w:p>
     <w:p>
@@ -340,7 +340,7 @@
         <w:spacing w:after="110" w:before="220"/>
       </w:pPr>
       <w:r>
-        <w:t xml:space="preserve">4. Criterios de selección</w:t>
+        <w:t xml:space="preserve">3.6.4 Criterios de selección</w:t>
       </w:r>
     </w:p>
     <w:p>
@@ -349,7 +349,7 @@
         <w:spacing w:after="80" w:before="160"/>
       </w:pPr>
       <w:r>
-        <w:t xml:space="preserve">4.1 Desempeño — F1 macro y Accuracy</w:t>
+        <w:t xml:space="preserve">3.6.4.1 Desempeño — F1 macro y Accuracy</w:t>
       </w:r>
     </w:p>
     <w:p>
@@ -378,7 +378,7 @@
         <w:spacing w:after="80" w:before="160"/>
       </w:pPr>
       <w:r>
-        <w:t xml:space="preserve">4.2 Discriminación — AUC</w:t>
+        <w:t xml:space="preserve">3.6.4.2 Discriminación — AUC</w:t>
       </w:r>
     </w:p>
     <w:p>
@@ -457,7 +457,7 @@
         <w:spacing w:after="80" w:before="160"/>
       </w:pPr>
       <w:r>
-        <w:t xml:space="preserve">4.3 Estabilidad entre folds — desviación estándar del F1</w:t>
+        <w:t xml:space="preserve">3.6.4.3 Estabilidad entre folds — desviación estándar del F1</w:t>
       </w:r>
     </w:p>
     <w:p>
@@ -474,7 +474,7 @@
         <w:spacing w:after="80" w:before="160"/>
       </w:pPr>
       <w:r>
-        <w:t xml:space="preserve">4.4 Eficiencia — parámetros vs desempeño</w:t>
+        <w:t xml:space="preserve">3.6.4.4 Eficiencia — parámetros vs desempeño</w:t>
       </w:r>
     </w:p>
     <w:p>
@@ -553,7 +553,7 @@
         <w:spacing w:after="80" w:before="160"/>
       </w:pPr>
       <w:r>
-        <w:t xml:space="preserve">4.5 Diversidad arquitectónica — por qué 1 ViT + 1 CNN</w:t>
+        <w:t xml:space="preserve">3.6.4.5 Diversidad arquitectónica — por qué 1 ViT + 1 CNN</w:t>
       </w:r>
     </w:p>
     <w:p>
@@ -570,7 +570,7 @@
         <w:spacing w:after="110" w:before="220"/>
       </w:pPr>
       <w:r>
-        <w:t xml:space="preserve">5. Matrices de confusión — los 10 modelos</w:t>
+        <w:t xml:space="preserve">3.6.5 Matrices de confusión — los 10 modelos</w:t>
       </w:r>
     </w:p>
     <w:p>
@@ -641,7 +641,7 @@
         <w:spacing w:after="110" w:before="220"/>
       </w:pPr>
       <w:r>
-        <w:t xml:space="preserve">6. Sustento detallado — los 2 modelos elegidos</w:t>
+        <w:t xml:space="preserve">3.6.6 Sustento detallado — los 2 modelos elegidos</w:t>
       </w:r>
     </w:p>
     <w:p>
@@ -658,7 +658,7 @@
         <w:spacing w:after="80" w:before="160"/>
       </w:pPr>
       <w:r>
-        <w:t xml:space="preserve">6.1 ViT-Base/16 (ViT)</w:t>
+        <w:t xml:space="preserve">3.6.6.1 ViT-Base/16 (ViT)</w:t>
       </w:r>
     </w:p>
     <w:p>
@@ -773,7 +773,7 @@
         <w:spacing w:after="80" w:before="160"/>
       </w:pPr>
       <w:r>
-        <w:t xml:space="preserve">6.2 DenseNet-121 (CNN)</w:t>
+        <w:t xml:space="preserve">3.6.6.2 DenseNet-121 (CNN)</w:t>
       </w:r>
     </w:p>
     <w:p>
@@ -888,7 +888,7 @@
         <w:spacing w:after="110" w:before="220"/>
       </w:pPr>
       <w:r>
-        <w:t xml:space="preserve">7. Por qué no se eligieron los otros 8 modelos</w:t>
+        <w:t xml:space="preserve">3.6.7 Por qué no se eligieron los otros 8 modelos</w:t>
       </w:r>
     </w:p>
     <w:p>
@@ -1057,7 +1057,7 @@
         <w:spacing w:after="110" w:before="220"/>
       </w:pPr>
       <w:r>
-        <w:t xml:space="preserve">8. Anexo — trazabilidad: de dónde sale cada número</w:t>
+        <w:t xml:space="preserve">3.6.8 Anexo — trazabilidad: de dónde sale cada número</w:t>
       </w:r>
     </w:p>
     <w:p>
@@ -1336,7 +1336,7 @@
         <w:spacing w:after="110" w:before="220"/>
       </w:pPr>
       <w:r>
-        <w:t xml:space="preserve">9. Limitaciones metodológicas (declaradas)</w:t>
+        <w:t xml:space="preserve">3.6.9 Limitaciones metodológicas (declaradas)</w:t>
       </w:r>
     </w:p>
     <w:p>

--- a/6_documentacion/Sustento_Seleccion_Modelos.docx
+++ b/6_documentacion/Sustento_Seleccion_Modelos.docx
@@ -39,7 +39,7 @@
           <w:sz w:val="22"/>
           <w:szCs w:val="22"/>
         </w:rPr>
-        <w:t xml:space="preserve">Sección 3.6 del Capítulo III (Selección de los modelos de referencia) — 1 modelo ViT + 1 modelo CNN — criterios, fórmulas y evidencia</w:t>
+        <w:t xml:space="preserve">1 modelo ViT + 1 modelo CNN — criterios, fórmulas y evidencia</w:t>
       </w:r>
     </w:p>
     <w:p>
@@ -63,7 +63,7 @@
         <w:spacing w:after="110" w:before="220"/>
       </w:pPr>
       <w:r>
-        <w:t xml:space="preserve">3.6.1 Resumen ejecutivo de la decisión</w:t>
+        <w:t xml:space="preserve">1. Resumen ejecutivo de la decisión</w:t>
       </w:r>
     </w:p>
     <w:p>
@@ -79,7 +79,7 @@
         <w:spacing w:after="100"/>
       </w:pPr>
       <w:r>
-        <w:t xml:space="preserve">La selección combina 1 ViT + 1 CNN porque los criterios de la sección 3.6.4 muestran que: (a) ViT-Base/16 es el mejor modelo de los 10 en F1 y el más estable entre folds, y (b) DenseNet-121 es el 2º mejor en F1 y el AUC más alto de los 10 (superando al propio ViT-Base/16) pese a una fracción de los parámetros — relevante para escenarios con restricción de cómputo (ej. despliegue en dispositivo móvil o edge).</w:t>
+        <w:t xml:space="preserve">La selección combina 1 ViT + 1 CNN porque los criterios de la sección 4 muestran que: (a) ViT-Base/16 es el mejor modelo de los 10 en F1 y el más estable entre folds, y (b) DenseNet-121 es el 2º mejor en F1 y el AUC más alto de los 10 (superando al propio ViT-Base/16) pese a una fracción de los parámetros — relevante para escenarios con restricción de cómputo (ej. despliegue en dispositivo móvil o edge).</w:t>
       </w:r>
     </w:p>
     <w:p>
@@ -88,7 +88,7 @@
         <w:spacing w:after="110" w:before="220"/>
       </w:pPr>
       <w:r>
-        <w:t xml:space="preserve">3.6.2 Metodología de evaluación (resumen)</w:t>
+        <w:t xml:space="preserve">2. Metodología de evaluación (resumen)</w:t>
       </w:r>
     </w:p>
     <w:p>
@@ -170,7 +170,7 @@
         <w:spacing w:after="80" w:before="160"/>
       </w:pPr>
       <w:r>
-        <w:t xml:space="preserve">3.6.2.1 Los 3 grupos dentro de cada fold (para no confundirlos)</w:t>
+        <w:t xml:space="preserve">2.1 Los 3 grupos dentro de cada fold (para no confundirlos)</w:t>
       </w:r>
     </w:p>
     <w:p>
@@ -195,7 +195,7 @@
         <w:spacing w:after="110" w:before="220"/>
       </w:pPr>
       <w:r>
-        <w:t xml:space="preserve">3.6.3 Comparación completa — los 10 modelos</w:t>
+        <w:t xml:space="preserve">3. Comparación completa — los 10 modelos</w:t>
       </w:r>
     </w:p>
     <w:p>
@@ -340,7 +340,7 @@
         <w:spacing w:after="110" w:before="220"/>
       </w:pPr>
       <w:r>
-        <w:t xml:space="preserve">3.6.4 Criterios de selección</w:t>
+        <w:t xml:space="preserve">4. Criterios de selección</w:t>
       </w:r>
     </w:p>
     <w:p>
@@ -349,7 +349,7 @@
         <w:spacing w:after="80" w:before="160"/>
       </w:pPr>
       <w:r>
-        <w:t xml:space="preserve">3.6.4.1 Desempeño — F1 macro y Accuracy</w:t>
+        <w:t xml:space="preserve">4.1 Desempeño — F1 macro y Accuracy</w:t>
       </w:r>
     </w:p>
     <w:p>
@@ -378,7 +378,7 @@
         <w:spacing w:after="80" w:before="160"/>
       </w:pPr>
       <w:r>
-        <w:t xml:space="preserve">3.6.4.2 Discriminación — AUC</w:t>
+        <w:t xml:space="preserve">4.2 Discriminación — AUC</w:t>
       </w:r>
     </w:p>
     <w:p>
@@ -457,7 +457,7 @@
         <w:spacing w:after="80" w:before="160"/>
       </w:pPr>
       <w:r>
-        <w:t xml:space="preserve">3.6.4.3 Estabilidad entre folds — desviación estándar del F1</w:t>
+        <w:t xml:space="preserve">4.3 Estabilidad entre folds — desviación estándar del F1</w:t>
       </w:r>
     </w:p>
     <w:p>
@@ -474,7 +474,7 @@
         <w:spacing w:after="80" w:before="160"/>
       </w:pPr>
       <w:r>
-        <w:t xml:space="preserve">3.6.4.4 Eficiencia — parámetros vs desempeño</w:t>
+        <w:t xml:space="preserve">4.4 Eficiencia — parámetros vs desempeño</w:t>
       </w:r>
     </w:p>
     <w:p>
@@ -553,7 +553,7 @@
         <w:spacing w:after="80" w:before="160"/>
       </w:pPr>
       <w:r>
-        <w:t xml:space="preserve">3.6.4.5 Diversidad arquitectónica — por qué 1 ViT + 1 CNN</w:t>
+        <w:t xml:space="preserve">4.5 Diversidad arquitectónica — por qué 1 ViT + 1 CNN</w:t>
       </w:r>
     </w:p>
     <w:p>
@@ -570,7 +570,7 @@
         <w:spacing w:after="110" w:before="220"/>
       </w:pPr>
       <w:r>
-        <w:t xml:space="preserve">3.6.5 Matrices de confusión — los 10 modelos</w:t>
+        <w:t xml:space="preserve">5. Matrices de confusión — los 10 modelos</w:t>
       </w:r>
     </w:p>
     <w:p>
@@ -641,7 +641,7 @@
         <w:spacing w:after="110" w:before="220"/>
       </w:pPr>
       <w:r>
-        <w:t xml:space="preserve">3.6.6 Sustento detallado — los 2 modelos elegidos</w:t>
+        <w:t xml:space="preserve">6. Sustento detallado — los 2 modelos elegidos</w:t>
       </w:r>
     </w:p>
     <w:p>
@@ -658,7 +658,7 @@
         <w:spacing w:after="80" w:before="160"/>
       </w:pPr>
       <w:r>
-        <w:t xml:space="preserve">3.6.6.1 ViT-Base/16 (ViT)</w:t>
+        <w:t xml:space="preserve">6.1 ViT-Base/16 (ViT)</w:t>
       </w:r>
     </w:p>
     <w:p>
@@ -773,7 +773,7 @@
         <w:spacing w:after="80" w:before="160"/>
       </w:pPr>
       <w:r>
-        <w:t xml:space="preserve">3.6.6.2 DenseNet-121 (CNN)</w:t>
+        <w:t xml:space="preserve">6.2 DenseNet-121 (CNN)</w:t>
       </w:r>
     </w:p>
     <w:p>
@@ -888,7 +888,7 @@
         <w:spacing w:after="110" w:before="220"/>
       </w:pPr>
       <w:r>
-        <w:t xml:space="preserve">3.6.7 Por qué no se eligieron los otros 8 modelos</w:t>
+        <w:t xml:space="preserve">7. Por qué no se eligieron los otros 8 modelos</w:t>
       </w:r>
     </w:p>
     <w:p>
@@ -1057,7 +1057,7 @@
         <w:spacing w:after="110" w:before="220"/>
       </w:pPr>
       <w:r>
-        <w:t xml:space="preserve">3.6.8 Anexo — trazabilidad: de dónde sale cada número</w:t>
+        <w:t xml:space="preserve">8. Anexo — trazabilidad: de dónde sale cada número</w:t>
       </w:r>
     </w:p>
     <w:p>
@@ -1336,7 +1336,7 @@
         <w:spacing w:after="110" w:before="220"/>
       </w:pPr>
       <w:r>
-        <w:t xml:space="preserve">3.6.9 Limitaciones metodológicas (declaradas)</w:t>
+        <w:t xml:space="preserve">9. Limitaciones metodológicas (declaradas)</w:t>
       </w:r>
     </w:p>
     <w:p>
